--- a/sampling_config.docx
+++ b/sampling_config.docx
@@ -355,7 +355,7 @@
           <w:rFonts w:hint="eastAsia"/>
           <w:lang w:val="en-US" w:eastAsia="zh-CN"/>
         </w:rPr>
-        <w:t>200</w:t>
+        <w:t>100</w:t>
       </w:r>
     </w:p>
     <w:p>

--- a/sampling_config.docx
+++ b/sampling_config.docx
@@ -185,6 +185,13 @@
       <w:r>
         <w:t>filename = "ni_daq_sample_{timestamp}</w:t>
       </w:r>
+      <w:r>
+        <w:rPr>
+          <w:rFonts w:hint="eastAsia"/>
+          <w:lang w:val="en-US" w:eastAsia="zh-CN"/>
+        </w:rPr>
+        <w:t>2222</w:t>
+      </w:r>
       <w:bookmarkStart w:id="0" w:name="_GoBack"/>
       <w:bookmarkEnd w:id="0"/>
       <w:r>
@@ -355,7 +362,7 @@
           <w:rFonts w:hint="eastAsia"/>
           <w:lang w:val="en-US" w:eastAsia="zh-CN"/>
         </w:rPr>
-        <w:t>100</w:t>
+        <w:t>200</w:t>
       </w:r>
     </w:p>
     <w:p>
@@ -2711,7 +2718,7 @@
     <w:lsdException w:unhideWhenUsed="0" w:uiPriority="0" w:semiHidden="0" w:name="HTML Sample"/>
     <w:lsdException w:unhideWhenUsed="0" w:uiPriority="0" w:semiHidden="0" w:name="HTML Typewriter"/>
     <w:lsdException w:unhideWhenUsed="0" w:uiPriority="0" w:semiHidden="0" w:name="HTML Variable"/>
-    <w:lsdException w:qFormat="1" w:unhideWhenUsed="0" w:uiPriority="0" w:name="Normal Table"/>
+    <w:lsdException w:unhideWhenUsed="0" w:uiPriority="0" w:name="Normal Table"/>
     <w:lsdException w:unhideWhenUsed="0" w:uiPriority="0" w:semiHidden="0" w:name="annotation subject"/>
     <w:lsdException w:unhideWhenUsed="0" w:uiPriority="0" w:semiHidden="0" w:name="Table Simple 1"/>
     <w:lsdException w:unhideWhenUsed="0" w:uiPriority="0" w:semiHidden="0" w:name="Table Simple 2"/>
@@ -2866,7 +2873,7 @@
       <w:spacing w:after="120" w:line="276" w:lineRule="auto"/>
     </w:pPr>
     <w:rPr>
-      <w:rFonts w:ascii="Calibri" w:hAnsi="Calibri" w:eastAsia="微软雅黑" w:cstheme="minorBidi"/>
+      <w:rFonts w:ascii="Calibri" w:hAnsi="Calibri" w:eastAsia="微软雅黑"/>
       <w:sz w:val="21"/>
     </w:rPr>
   </w:style>
@@ -2908,7 +2915,6 @@
   <w:style w:type="table" w:default="1" w:styleId="5">
     <w:name w:val="Normal Table"/>
     <w:semiHidden/>
-    <w:qFormat/>
     <w:uiPriority w:val="0"/>
     <w:tblPr>
       <w:tblCellMar>

--- a/sampling_config.docx
+++ b/sampling_config.docx
@@ -244,7 +244,7 @@
     </w:p>
     <w:p>
       <w:r>
-        <w:t xml:space="preserve">sample_rate_hz = 200</w:t>
+        <w:t xml:space="preserve">sample_rate_hz = 500</w:t>
       </w:r>
     </w:p>
     <w:p>
